--- a/Executing Folder/Requirements Catalog.docx
+++ b/Executing Folder/Requirements Catalog.docx
@@ -113,7 +113,6 @@
                       <w:szCs w:val="24"/>
                     </w:rPr>
                   </w:pPr>
-                  <w:proofErr w:type="spellStart"/>
                   <w:r>
                     <w:rPr>
                       <w:rFonts w:ascii="Times New Roman" w:hAnsi="Times New Roman" w:cs="Times New Roman"/>
@@ -123,7 +122,6 @@
                     </w:rPr>
                     <w:t>MoSCoW</w:t>
                   </w:r>
-                  <w:proofErr w:type="spellEnd"/>
                 </w:p>
               </w:tc>
             </w:tr>
@@ -698,7 +696,25 @@
                       <w:sz w:val="24"/>
                       <w:szCs w:val="24"/>
                     </w:rPr>
-                    <w:t>Patients could reschedule their appointment.</w:t>
+                    <w:t xml:space="preserve">Patients could </w:t>
+                  </w:r>
+                  <w:r>
+                    <w:rPr>
+                      <w:rFonts w:ascii="Times New Roman" w:hAnsi="Times New Roman" w:cs="Times New Roman"/>
+                      <w:bCs/>
+                      <w:sz w:val="24"/>
+                      <w:szCs w:val="24"/>
+                    </w:rPr>
+                    <w:t>view doctor’s profile with details</w:t>
+                  </w:r>
+                  <w:r>
+                    <w:rPr>
+                      <w:rFonts w:ascii="Times New Roman" w:hAnsi="Times New Roman" w:cs="Times New Roman"/>
+                      <w:bCs/>
+                      <w:sz w:val="24"/>
+                      <w:szCs w:val="24"/>
+                    </w:rPr>
+                    <w:t>.</w:t>
                   </w:r>
                 </w:p>
               </w:tc>
@@ -748,7 +764,7 @@
                       <w:sz w:val="24"/>
                       <w:szCs w:val="24"/>
                     </w:rPr>
-                    <w:t>The system could send notifications for appointment reminder.</w:t>
+                    <w:t>Doctors could upload their QR for payment purposes.</w:t>
                   </w:r>
                 </w:p>
               </w:tc>
@@ -798,7 +814,25 @@
                       <w:sz w:val="24"/>
                       <w:szCs w:val="24"/>
                     </w:rPr>
-                    <w:t>The system could provide optional health tips to the users based on their profile.</w:t>
+                    <w:t>The system could</w:t>
+                  </w:r>
+                  <w:r>
+                    <w:rPr>
+                      <w:rFonts w:ascii="Times New Roman" w:hAnsi="Times New Roman" w:cs="Times New Roman"/>
+                      <w:bCs/>
+                      <w:sz w:val="24"/>
+                      <w:szCs w:val="24"/>
+                    </w:rPr>
+                    <w:t xml:space="preserve"> recommend</w:t>
+                  </w:r>
+                  <w:r>
+                    <w:rPr>
+                      <w:rFonts w:ascii="Times New Roman" w:hAnsi="Times New Roman" w:cs="Times New Roman"/>
+                      <w:bCs/>
+                      <w:sz w:val="24"/>
+                      <w:szCs w:val="24"/>
+                    </w:rPr>
+                    <w:t xml:space="preserve"> optional health tips to the users.</w:t>
                   </w:r>
                 </w:p>
               </w:tc>
@@ -1050,7 +1084,6 @@
                       <w:szCs w:val="24"/>
                     </w:rPr>
                   </w:pPr>
-                  <w:proofErr w:type="spellStart"/>
                   <w:r>
                     <w:rPr>
                       <w:rFonts w:ascii="Times New Roman" w:hAnsi="Times New Roman" w:cs="Times New Roman"/>
@@ -1060,7 +1093,6 @@
                     </w:rPr>
                     <w:t>MoSCoW</w:t>
                   </w:r>
-                  <w:proofErr w:type="spellEnd"/>
                 </w:p>
               </w:tc>
             </w:tr>
@@ -1284,7 +1316,7 @@
                       <w:sz w:val="24"/>
                       <w:szCs w:val="24"/>
                     </w:rPr>
-                    <w:t>The design should be responsive and suitable for desktop as well as mobile devices.</w:t>
+                    <w:t>The design should be responsive and suitable for mobile devices.</w:t>
                   </w:r>
                 </w:p>
               </w:tc>
